--- a/Hướng dẫn.docx
+++ b/Hướng dẫn.docx
@@ -19,6 +19,9 @@
     </w:p>
     <w:p>
       <w:r>
+        <w:rPr>
+          <w:noProof/>
+        </w:rPr>
         <w:drawing>
           <wp:inline distT="0" distB="0" distL="0" distR="0" wp14:anchorId="41DAFF33" wp14:editId="097D2471">
             <wp:extent cx="5534797" cy="352474"/>
@@ -64,6 +67,11 @@
     <w:p>
       <w:r>
         <w:t>- có 4 động cơ rung thì thay số chân vào</w:t>
+      </w:r>
+    </w:p>
+    <w:p>
+      <w:r>
+        <w:t>- camera kinect song song với mặt đất</w:t>
       </w:r>
     </w:p>
     <w:sectPr>
